--- a/atelier/atelier_051bis.docx
+++ b/atelier/atelier_051bis.docx
@@ -464,7 +464,7 @@
         <w:spacing w:after="120"/>
       </w:pPr>
       <w:r>
-        <w:t xml:space="preserve">La squad a lu le cours (#51) : elle comprend les concepts (pipeline, stage, job, runner, image, déclencheur). Mais comprendre n'est pas savoir-faire. Le sujet de cet atelier est de passer à la pratique : créer ensemble, en direct, le premier pipeline réel de la squad sur son propre dépôt. On ne vise pas encore le déploiement — l'objectif est un premier déclencheur automatique sur merge dans main qui build et teste le projet. C'est le pied à l'étrier : une fois ce premier pipeline qui tourne pour de vrai, ajouter des étapes (deploy, sécurité) devient une extension naturelle. L'enjeu est autant technique (un pipeline qui passe au vert) que psychologique (lever l'appréhension : « c'est accessible, on l'a fait nous-mêmes »).</w:t>
+        <w:t xml:space="preserve">La squad a lu le cours : elle comprend les concepts (pipeline, stage, job, runner, image, déclencheur). Mais comprendre n'est pas savoir-faire. Le sujet de cet atelier est de passer à la pratique : créer ensemble, en direct, le premier pipeline réel de la squad sur son propre dépôt. On ne vise pas encore le déploiement — l'objectif est un premier déclencheur automatique sur merge dans main qui build et teste le projet. C'est le pied à l'étrier : une fois ce premier pipeline qui tourne pour de vrai, ajouter des étapes (deploy, sécurité) devient une extension naturelle. L'enjeu est autant technique (un pipeline qui passe au vert) que psychologique (lever l'appréhension : « c'est accessible, on l'a fait nous-mêmes »).</w:t>
       </w:r>
     </w:p>
     <w:p>
@@ -484,7 +484,7 @@
         </w:numPr>
       </w:pPr>
       <w:r>
-        <w:t xml:space="preserve">Un pipeline qui tourne, même minimal, vaut mieux qu'un pipeline parfait jamais fini : l'objectif du jour est d'avoir un .gitlab-ci.yml qui passe au vert sur le vrai dépôt. À partir de là, on enrichit ; sans ce premier socle qui tourne, on reste dans la théorie.</w:t>
+        <w:t xml:space="preserve">Un pipeline qui tourne, même minimal, vaut mieux qu'un pipeline parfait jamais fini : l'objectif du jour est d'avoir un.gitlab-ci.yml qui passe au vert sur le vrai dépôt. À partir de là, on enrichit ; sans ce premier socle qui tourne, on reste dans la théorie.</w:t>
       </w:r>
     </w:p>
     <w:p>
@@ -508,7 +508,7 @@
         </w:numPr>
       </w:pPr>
       <w:r>
-        <w:t xml:space="preserve">Séparer build/test du deploy lève le risque du premier pas : on n'automatise pas encore la mise en prod (le plus sensible), on automatise d'abord la vérification. La squad gagne en confiance sur quelque chose de non risqué avant d'aborder le déploiement (#53).</w:t>
+        <w:t xml:space="preserve">Séparer build/test du deploy lève le risque du premier pas : on n'automatise pas encore la mise en prod (le plus sensible), on automatise d'abord la vérification. La squad gagne en confiance sur quelque chose de non risqué avant d'aborder le déploiement.</w:t>
       </w:r>
     </w:p>
     <w:p>
@@ -568,7 +568,7 @@
         </w:numPr>
       </w:pPr>
       <w:r>
-        <w:t xml:space="preserve">(10 min) Étape 1 — le job qui tourne : créer un .gitlab-ci.yml avec un seul job (compile) et l'image de la stack de la squad. Pousser, observer le pipeline démarrer et passer au vert. Premier succès concret.</w:t>
+        <w:t xml:space="preserve">(10 min) Étape 1 — le job qui tourne : créer un.gitlab-ci.yml avec un seul job (compile) et l'image de la stack de la squad. Pousser, observer le pipeline démarrer et passer au vert. Premier succès concret.</w:t>
       </w:r>
     </w:p>
     <w:p>
@@ -628,7 +628,7 @@
         </w:numPr>
       </w:pPr>
       <w:r>
-        <w:t xml:space="preserve">(5 min) Débrief — on regarde le pipeline vert sur main, on note ce qu'on a appris, et on identifie la prochaine étape (automatiser le deploy, #53).</w:t>
+        <w:t xml:space="preserve">(5 min) Débrief — on regarde le pipeline vert sur main, on note ce qu'on a appris, et on identifie la prochaine étape (automatiser le deploy,).</w:t>
       </w:r>
     </w:p>
     <w:p>
@@ -716,7 +716,7 @@
                 <w:sz w:val="19"/>
                 <w:szCs w:val="19"/>
               </w:rPr>
-              <w:t xml:space="preserve">  image: maven:3.9      # ou node:20, ou python:3.12</w:t>
+              <w:t xml:space="preserve"> image: maven:3.9 # ou node:20, ou python:3.12</w:t>
             </w:r>
           </w:p>
           <w:p>
@@ -729,7 +729,7 @@
                 <w:sz w:val="19"/>
                 <w:szCs w:val="19"/>
               </w:rPr>
-              <w:t xml:space="preserve">  script:</w:t>
+              <w:t xml:space="preserve"> script:</w:t>
             </w:r>
           </w:p>
           <w:p>
@@ -742,7 +742,7 @@
                 <w:sz w:val="19"/>
                 <w:szCs w:val="19"/>
               </w:rPr>
-              <w:t xml:space="preserve">    - mvn compile       # ou npm install &amp;&amp; npm run build</w:t>
+              <w:t xml:space="preserve"> - mvn compile # ou npm install &amp;&amp; npm run build</w:t>
             </w:r>
           </w:p>
           <w:p>
@@ -755,7 +755,7 @@
                 <w:sz w:val="19"/>
                 <w:szCs w:val="19"/>
               </w:rPr>
-              <w:t xml:space="preserve">                        # ou pip install -r requirements.txt</w:t>
+              <w:t xml:space="preserve"> # ou pip install -r requirements.txt</w:t>
             </w:r>
           </w:p>
         </w:tc>
@@ -778,7 +778,7 @@
         </w:numPr>
       </w:pPr>
       <w:r>
-        <w:t xml:space="preserve">Un .gitlab-ci.yml réel sur le dépôt de la squad, avec stages build + test, artefact, cache.</w:t>
+        <w:t xml:space="preserve">Un.gitlab-ci.yml réel sur le dépôt de la squad, avec stages build + test, artefact, cache.</w:t>
       </w:r>
     </w:p>
     <w:p>
@@ -814,7 +814,7 @@
         </w:numPr>
       </w:pPr>
       <w:r>
-        <w:t xml:space="preserve">Prochaine étape identifiée (automatisation du déploiement, #53).</w:t>
+        <w:t xml:space="preserve">Prochaine étape identifiée (automatisation du déploiement,).</w:t>
       </w:r>
     </w:p>
     <w:p>
@@ -830,7 +830,7 @@
         <w:spacing w:after="120"/>
       </w:pPr>
       <w:r>
-        <w:t xml:space="preserve">À la fin de l'atelier, un pipeline build+test tourne pour de vrai sur le dépôt de la squad et se déclenche automatiquement à chaque merge dans main. Chaque membre a touché le .gitlab-ci.yml et compris ce qu'il contient. L'appréhension est levée : la squad voit qu'elle est capable de créer et maintenir son pipeline, et sait quelle étape ajouter ensuite. Le premier maillon de la livraison fréquente est en place.</w:t>
+        <w:t xml:space="preserve">À la fin de l'atelier, un pipeline build+test tourne pour de vrai sur le dépôt de la squad et se déclenche automatiquement à chaque merge dans main. Chaque membre a touché le.gitlab-ci.yml et compris ce qu'il contient. L'appréhension est levée : la squad voit qu'elle est capable de créer et maintenir son pipeline, et sait quelle étape ajouter ensuite. Le premier maillon de la livraison fréquente est en place.</w:t>
       </w:r>
     </w:p>
     <w:sectPr>
